--- a/海康威视_天猫淘宝智能安防_H1复盘_详报.docx
+++ b/海康威视_天猫淘宝智能安防_H1复盘_详报.docx
@@ -21145,6 +21145,211 @@
           <w:sz w:val="18"/>
         </w:rPr>
         <w:t>注：本报告由自动化脚本生成，数据来源CIA cia-console + FBI467，生成日期见master.json meta.generated。</w:t>
+      </w:r>
+    </w:p>
+    <w:p>
+      <w:r>
+        <w:br w:type="page"/>
+      </w:r>
+    </w:p>
+    <w:p>
+      <w:pPr>
+        <w:spacing w:before="240" w:after="120"/>
+      </w:pPr>
+      <w:r>
+        <w:rPr>
+          <w:rFonts w:ascii="Microsoft YaHei" w:hAnsi="Microsoft YaHei" w:eastAsia="Microsoft YaHei"/>
+          <w:b/>
+          <w:color w:val="E8590C"/>
+          <w:sz w:val="30"/>
+        </w:rPr>
+        <w:t>八、后续核心讨论议题（待共创）</w:t>
+      </w:r>
+    </w:p>
+    <w:p>
+      <w:pPr>
+        <w:ind w:firstLine="440"/>
+      </w:pPr>
+      <w:r>
+        <w:rPr>
+          <w:rFonts w:ascii="Microsoft YaHei" w:hAnsi="Microsoft YaHei" w:eastAsia="Microsoft YaHei"/>
+          <w:b w:val="0"/>
+          <w:sz w:val="22"/>
+        </w:rPr>
+        <w:t>本章汇总下阶段需与品牌方共创、待落地的六项核心议题。均基于本报告H1复盘暴露的量价结构、渠道分化与价格带诊断结论提出，作为讨论议程而非数据结论，供后续专题会逐项对齐、拆解落地路径。</w:t>
+      </w:r>
+    </w:p>
+    <w:p>
+      <w:pPr>
+        <w:spacing w:before="160" w:after="80"/>
+      </w:pPr>
+      <w:r>
+        <w:rPr>
+          <w:rFonts w:ascii="Microsoft YaHei" w:hAnsi="Microsoft YaHei" w:eastAsia="Microsoft YaHei"/>
+          <w:b/>
+          <w:color w:val="333333"/>
+          <w:sz w:val="25"/>
+        </w:rPr>
+        <w:t>1. 全渠道价格治理与统一定价（含京东集采）</w:t>
+      </w:r>
+    </w:p>
+    <w:p>
+      <w:pPr>
+        <w:ind w:firstLine="440"/>
+      </w:pPr>
+      <w:r>
+        <w:rPr>
+          <w:rFonts w:ascii="Microsoft YaHei" w:hAnsi="Microsoft YaHei" w:eastAsia="Microsoft YaHei"/>
+          <w:b w:val="0"/>
+          <w:sz w:val="22"/>
+        </w:rPr>
+        <w:t>共创海康威视整体品牌价格设计方案，保证不被其他平台破价，或建立维护价格统一的策略（包括京东集采）。关联本报告结论：淘宝端非标签商家占44.1%GMV、可控性差，且0-100元低价段与产业带白牌高度重叠；天猫海康虽以500元以上高端带为主（占73.3%），但跨平台价盘不一致会持续侵蚀品牌溢价与旗舰店经营。价格治理是淘宝止血提质、天猫巩固高端定位的共同前置条件，需明确控价范围、授权层级、违规处置与集采价盘的线上映射规则。</w:t>
+      </w:r>
+    </w:p>
+    <w:p>
+      <w:pPr>
+        <w:spacing w:before="160" w:after="80"/>
+      </w:pPr>
+      <w:r>
+        <w:rPr>
+          <w:rFonts w:ascii="Microsoft YaHei" w:hAnsi="Microsoft YaHei" w:eastAsia="Microsoft YaHei"/>
+          <w:b/>
+          <w:color w:val="333333"/>
+          <w:sz w:val="25"/>
+        </w:rPr>
+        <w:t>2. 平台核心活动的长期参与机制</w:t>
+      </w:r>
+    </w:p>
+    <w:p>
+      <w:pPr>
+        <w:ind w:firstLine="440"/>
+      </w:pPr>
+      <w:r>
+        <w:rPr>
+          <w:rFonts w:ascii="Microsoft YaHei" w:hAnsi="Microsoft YaHei" w:eastAsia="Microsoft YaHei"/>
+          <w:b w:val="0"/>
+          <w:sz w:val="22"/>
+        </w:rPr>
+        <w:t>前N、店铺红包、消费券等平台核心活动玩法，是否可设计长期机制保证核心商家（T8旗舰、T5-T7标签专卖）稳定参与。关联结论：核心锁GMV整体波动明显、淘宝整体-20.5%，大促脉冲后易回落。需探讨活动预算分层、核心商家准入与激励、常态化报名与货盘保障机制，避免活动依赖单点、非标签盘搭便车。</w:t>
+      </w:r>
+    </w:p>
+    <w:p>
+      <w:pPr>
+        <w:spacing w:before="160" w:after="80"/>
+      </w:pPr>
+      <w:r>
+        <w:rPr>
+          <w:rFonts w:ascii="Microsoft YaHei" w:hAnsi="Microsoft YaHei" w:eastAsia="Microsoft YaHei"/>
+          <w:b/>
+          <w:color w:val="333333"/>
+          <w:sz w:val="25"/>
+        </w:rPr>
+        <w:t>3. 线上品类拓展规划（非视频品类）</w:t>
+      </w:r>
+    </w:p>
+    <w:p>
+      <w:pPr>
+        <w:ind w:firstLine="440"/>
+      </w:pPr>
+      <w:r>
+        <w:rPr>
+          <w:rFonts w:ascii="Microsoft YaHei" w:hAnsi="Microsoft YaHei" w:eastAsia="Microsoft YaHei"/>
+          <w:b w:val="0"/>
+          <w:sz w:val="22"/>
+        </w:rPr>
+        <w:t>线上拓更多品类：能否将道闸、楼宇对讲等非视频品类放到线上渠道售卖（如淘宝店）。关联结论：淘宝已定位为专业工程与存量配件阵地，录像机/成套系统/门禁机等专业叶子具备B端小微承接能力，非视频品类可与天猫家用摄像头形成错位互补。需评估目标品类的线上需求容量、履约与安装服务、与线下工程渠道的冲突与协同。</w:t>
+      </w:r>
+    </w:p>
+    <w:p>
+      <w:pPr>
+        <w:spacing w:before="160" w:after="80"/>
+      </w:pPr>
+      <w:r>
+        <w:rPr>
+          <w:rFonts w:ascii="Microsoft YaHei" w:hAnsi="Microsoft YaHei" w:eastAsia="Microsoft YaHei"/>
+          <w:b/>
+          <w:color w:val="333333"/>
+          <w:sz w:val="25"/>
+        </w:rPr>
+        <w:t>4. 滞销与翻新货品专有渠道</w:t>
+      </w:r>
+    </w:p>
+    <w:p>
+      <w:pPr>
+        <w:ind w:firstLine="440"/>
+      </w:pPr>
+      <w:r>
+        <w:rPr>
+          <w:rFonts w:ascii="Microsoft YaHei" w:hAnsi="Microsoft YaHei" w:eastAsia="Microsoft YaHei"/>
+          <w:b w:val="0"/>
+          <w:sz w:val="22"/>
+        </w:rPr>
+        <w:t>探讨滞销、翻新货品专有渠道销售的可能性，在不冲击主力价格体系与品牌调性的前提下完成库存周转。需明确专有渠道的入口隔离（独立店铺/专区）、价盘与主力盘的隔离机制、翻新货品的资质与售后标准，避免低价货品外溢冲击控价体系。</w:t>
+      </w:r>
+    </w:p>
+    <w:p>
+      <w:pPr>
+        <w:spacing w:before="160" w:after="80"/>
+      </w:pPr>
+      <w:r>
+        <w:rPr>
+          <w:rFonts w:ascii="Microsoft YaHei" w:hAnsi="Microsoft YaHei" w:eastAsia="Microsoft YaHei"/>
+          <w:b/>
+          <w:color w:val="333333"/>
+          <w:sz w:val="25"/>
+        </w:rPr>
+        <w:t>5. 子品牌皓视通的未来规划</w:t>
+      </w:r>
+    </w:p>
+    <w:p>
+      <w:pPr>
+        <w:ind w:firstLine="440"/>
+      </w:pPr>
+      <w:r>
+        <w:rPr>
+          <w:rFonts w:ascii="Microsoft YaHei" w:hAnsi="Microsoft YaHei" w:eastAsia="Microsoft YaHei"/>
+          <w:b w:val="0"/>
+          <w:sz w:val="22"/>
+        </w:rPr>
+        <w:t>子品牌皓视通的未来定位与线上运营规划，明确其与海康主品牌、萤石在价格带、人群与场景上的区隔。关联结论：本报告价格带与人群画像显示海康双平台以中高购买力、500元以上高端带为主，子品牌需在差异化价格带与人群包上找到独立增长位，避免内部左右手互搏。</w:t>
+      </w:r>
+    </w:p>
+    <w:p>
+      <w:pPr>
+        <w:spacing w:before="160" w:after="80"/>
+      </w:pPr>
+      <w:r>
+        <w:rPr>
+          <w:rFonts w:ascii="Microsoft YaHei" w:hAnsi="Microsoft YaHei" w:eastAsia="Microsoft YaHei"/>
+          <w:b/>
+          <w:color w:val="333333"/>
+          <w:sz w:val="25"/>
+        </w:rPr>
+        <w:t>6. 日常场域精细化运营</w:t>
+      </w:r>
+    </w:p>
+    <w:p>
+      <w:pPr>
+        <w:ind w:firstLine="440"/>
+      </w:pPr>
+      <w:r>
+        <w:rPr>
+          <w:rFonts w:ascii="Microsoft YaHei" w:hAnsi="Microsoft YaHei" w:eastAsia="Microsoft YaHei"/>
+          <w:b w:val="0"/>
+          <w:sz w:val="22"/>
+        </w:rPr>
+        <w:t>日常场域运营：焕新补、对公支付、会员、新品试销、百补、秒杀等常态化玩法的组合与节奏设计。需围绕非大促期的稳定增长，设计各场域的目标人群、货盘匹配与投放节奏，尤其是对公支付（B端小微）、会员复购与焕新补贴的常态化承接，形成大促与日销的双轮驱动。</w:t>
+      </w:r>
+    </w:p>
+    <w:p>
+      <w:r>
+        <w:rPr>
+          <w:rFonts w:ascii="Microsoft YaHei" w:hAnsi="Microsoft YaHei" w:eastAsia="Microsoft YaHei"/>
+          <w:i/>
+          <w:color w:val="606060"/>
+          <w:sz w:val="18"/>
+        </w:rPr>
+        <w:t>注：本章为待共创讨论议题，属方向性议程，非取数结论；不涉及任何数据编造。</w:t>
       </w:r>
     </w:p>
     <w:sectPr>

--- a/海康威视_天猫淘宝智能安防_H1复盘_详报.docx
+++ b/海康威视_天猫淘宝智能安防_H1复盘_详报.docx
@@ -21203,7 +21203,7 @@
           <w:b w:val="0"/>
           <w:sz w:val="22"/>
         </w:rPr>
-        <w:t>共创海康威视整体品牌价格设计方案，保证不被其他平台破价，或建立维护价格统一的策略（包括京东集采）。关联本报告结论：淘宝端非标签商家占44.1%GMV、可控性差，且0-100元低价段与产业带白牌高度重叠；天猫海康虽以500元以上高端带为主（占73.3%），但跨平台价盘不一致会持续侵蚀品牌溢价与旗舰店经营。价格治理是淘宝止血提质、天猫巩固高端定位的共同前置条件，需明确控价范围、授权层级、违规处置与集采价盘的线上映射规则。</w:t>
+        <w:t>共创海康威视整体品牌价格设计方案，保证不被其他平台破价或者有维护价格统一的策略（包括京东集采）</w:t>
       </w:r>
     </w:p>
     <w:p>
@@ -21230,7 +21230,7 @@
           <w:b w:val="0"/>
           <w:sz w:val="22"/>
         </w:rPr>
-        <w:t>前N、店铺红包、消费券等平台核心活动玩法，是否可设计长期机制保证核心商家（T8旗舰、T5-T7标签专卖）稳定参与。关联结论：核心锁GMV整体波动明显、淘宝整体-20.5%，大促脉冲后易回落。需探讨活动预算分层、核心商家准入与激励、常态化报名与货盘保障机制，避免活动依赖单点、非标签盘搭便车。</w:t>
+        <w:t>前N、店铺红包、消费券等平台核心活动玩法，是否可以设计长期机制保证核心商家参与</w:t>
       </w:r>
     </w:p>
     <w:p>
